--- a/docs/AWS-Grant-Application-EP.docx
+++ b/docs/AWS-Grant-Application-EP.docx
@@ -730,7 +730,7 @@
         <w:t xml:space="preserve"> </w:t>
       </w:r>
       <w:r>
-        <w:t xml:space="preserve">25 TLA+ safety properties and 32 Alloy relational facts, machine-checked and CI-enforced. This is production protocol assurance, not academic exercise.</w:t>
+        <w:t xml:space="preserve">20 TLA+ safety properties verified (T1–T20, TLC 2.19, 7,857 states, 0 errors); 6 additional EP-IX properties (T21–T26) specified, model run pending. 32 Alloy relational facts + 15 assertions verified. All run in CI.</w:t>
       </w:r>
     </w:p>
     <w:p>
@@ -829,7 +829,7 @@
               <w:pStyle w:val="Compact"/>
             </w:pPr>
             <w:r>
-              <w:t xml:space="preserve">3,365 across 127 files (vitest)</w:t>
+              <w:t xml:space="preserve">3,436 across 129 files (vitest)</w:t>
             </w:r>
           </w:p>
         </w:tc>

--- a/docs/AWS-Grant-Application-EP.docx
+++ b/docs/AWS-Grant-Application-EP.docx
@@ -829,7 +829,7 @@
               <w:pStyle w:val="Compact"/>
             </w:pPr>
             <w:r>
-              <w:t xml:space="preserve">3,436 across 129 files (vitest)</w:t>
+              <w:t xml:space="preserve">3,441 across 129 files (vitest)</w:t>
             </w:r>
           </w:p>
         </w:tc>

--- a/docs/AWS-Grant-Application-EP.docx
+++ b/docs/AWS-Grant-Application-EP.docx
@@ -829,7 +829,7 @@
               <w:pStyle w:val="Compact"/>
             </w:pPr>
             <w:r>
-              <w:t xml:space="preserve">3,441 across 129 files (vitest)</w:t>
+              <w:t xml:space="preserve">3,430 across 129 files (vitest)</w:t>
             </w:r>
           </w:p>
         </w:tc>

--- a/docs/AWS-Grant-Application-EP.docx
+++ b/docs/AWS-Grant-Application-EP.docx
@@ -2,7 +2,7 @@
 <file path=word/document.xml><?xml version="1.0" encoding="utf-8"?>
 <w:document xmlns:w="http://schemas.openxmlformats.org/wordprocessingml/2006/main" xmlns:m="http://schemas.openxmlformats.org/officeDocument/2006/math" xmlns:r="http://schemas.openxmlformats.org/officeDocument/2006/relationships" xmlns:o="urn:schemas-microsoft-com:office:office" xmlns:v="urn:schemas-microsoft-com:vml" xmlns:w10="urn:schemas-microsoft-com:office:word" xmlns:a="http://schemas.openxmlformats.org/drawingml/2006/main" xmlns:pic="http://schemas.openxmlformats.org/drawingml/2006/picture" xmlns:wp="http://schemas.openxmlformats.org/drawingml/2006/wordprocessingDrawing">
   <w:body>
-    <w:bookmarkStart w:id="25" w:name="X3e5fa3e6e2c1e081d3734e129388d583255f014"/>
+    <w:bookmarkStart w:id="28" w:name="X3e5fa3e6e2c1e081d3734e129388d583255f014"/>
     <w:p>
       <w:pPr>
         <w:pStyle w:val="Heading1"/>
@@ -763,7 +763,456 @@
     </w:p>
     <w:bookmarkEnd w:id="12"/>
     <w:bookmarkEnd w:id="13"/>
-    <w:bookmarkStart w:id="14" w:name="current-state-production-ready"/>
+    <w:bookmarkStart w:id="16" w:name="X06c58831f0f1d3da2b036f01d820aa222940807"/>
+    <w:p>
+      <w:pPr>
+        <w:pStyle w:val="Heading2"/>
+      </w:pPr>
+      <w:r>
+        <w:t xml:space="preserve">Productized Surfaces: EP GovGuard + EP FinGuard</w:t>
+      </w:r>
+    </w:p>
+    <w:p>
+      <w:pPr>
+        <w:pStyle w:val="FirstParagraph"/>
+      </w:pPr>
+      <w:r>
+        <w:t xml:space="preserve">EMILIA Protocol is the open standard. EP GovGuard and EP FinGuard are the</w:t>
+      </w:r>
+      <w:r>
+        <w:t xml:space="preserve"> </w:t>
+      </w:r>
+      <w:r>
+        <w:t xml:space="preserve">productized surfaces — the same v1 trust-receipts API pre-filled for two</w:t>
+      </w:r>
+      <w:r>
+        <w:t xml:space="preserve"> </w:t>
+      </w:r>
+      <w:r>
+        <w:t xml:space="preserve">high-leverage pilot domains:</w:t>
+      </w:r>
+    </w:p>
+    <w:p>
+      <w:pPr>
+        <w:pStyle w:val="Compact"/>
+        <w:numPr>
+          <w:ilvl w:val="0"/>
+          <w:numId w:val="1002"/>
+        </w:numPr>
+      </w:pPr>
+      <w:r>
+        <w:rPr>
+          <w:b/>
+          <w:bCs/>
+        </w:rPr>
+        <w:t xml:space="preserve">EP GovGuard</w:t>
+      </w:r>
+      <w:r>
+        <w:t xml:space="preserve"> </w:t>
+      </w:r>
+      <w:r>
+        <w:t xml:space="preserve">(</w:t>
+      </w:r>
+      <w:hyperlink r:id="rId14">
+        <w:r>
+          <w:rPr>
+            <w:rStyle w:val="Hyperlink"/>
+          </w:rPr>
+          <w:t xml:space="preserve">/govguard</w:t>
+        </w:r>
+      </w:hyperlink>
+      <w:r>
+        <w:t xml:space="preserve">) — pre-execution control for government benefit/payment changes.</w:t>
+      </w:r>
+      <w:r>
+        <w:t xml:space="preserve"> </w:t>
+      </w:r>
+      <w:r>
+        <w:t xml:space="preserve">Domain adapters: benefit-bank-account changes, caseworker overrides.</w:t>
+      </w:r>
+    </w:p>
+    <w:p>
+      <w:pPr>
+        <w:pStyle w:val="Compact"/>
+        <w:numPr>
+          <w:ilvl w:val="0"/>
+          <w:numId w:val="1002"/>
+        </w:numPr>
+      </w:pPr>
+      <w:r>
+        <w:rPr>
+          <w:b/>
+          <w:bCs/>
+        </w:rPr>
+        <w:t xml:space="preserve">EP FinGuard</w:t>
+      </w:r>
+      <w:r>
+        <w:t xml:space="preserve"> </w:t>
+      </w:r>
+      <w:r>
+        <w:t xml:space="preserve">(</w:t>
+      </w:r>
+      <w:hyperlink r:id="rId15">
+        <w:r>
+          <w:rPr>
+            <w:rStyle w:val="Hyperlink"/>
+          </w:rPr>
+          <w:t xml:space="preserve">/finguard</w:t>
+        </w:r>
+      </w:hyperlink>
+      <w:r>
+        <w:t xml:space="preserve">) — pre-execution trust for treasury &amp; payment ops.</w:t>
+      </w:r>
+      <w:r>
+        <w:t xml:space="preserve"> </w:t>
+      </w:r>
+      <w:r>
+        <w:t xml:space="preserve">Domain adapters: vendor-bank-change, beneficiary creation, large payment release, AI-agent-initiated payment actions.</w:t>
+      </w:r>
+    </w:p>
+    <w:p>
+      <w:pPr>
+        <w:pStyle w:val="FirstParagraph"/>
+      </w:pPr>
+      <w:r>
+        <w:t xml:space="preserve">Both share a single API surface:</w:t>
+      </w:r>
+    </w:p>
+    <w:tbl>
+      <w:tblPr>
+        <w:tblStyle w:val="Table"/>
+        <w:tblW w:type="pct" w:w="5000"/>
+        <w:tblLayout w:type="fixed"/>
+        <w:tblLook w:firstRow="1" w:lastRow="0" w:firstColumn="0" w:lastColumn="0" w:noHBand="0" w:noVBand="0" w:val="0020"/>
+      </w:tblPr>
+      <w:tblGrid>
+        <w:gridCol w:w="3960"/>
+        <w:gridCol w:w="3960"/>
+      </w:tblGrid>
+      <w:tr>
+        <w:trPr>
+          <w:tblHeader w:val="on"/>
+        </w:trPr>
+        <w:tc>
+          <w:tcPr/>
+          <w:p>
+            <w:pPr>
+              <w:pStyle w:val="Compact"/>
+            </w:pPr>
+            <w:r>
+              <w:t xml:space="preserve">Endpoint</w:t>
+            </w:r>
+          </w:p>
+        </w:tc>
+        <w:tc>
+          <w:tcPr/>
+          <w:p>
+            <w:pPr>
+              <w:pStyle w:val="Compact"/>
+            </w:pPr>
+            <w:r>
+              <w:t xml:space="preserve">Purpose</w:t>
+            </w:r>
+          </w:p>
+        </w:tc>
+      </w:tr>
+      <w:tr>
+        <w:tc>
+          <w:tcPr/>
+          <w:p>
+            <w:pPr>
+              <w:pStyle w:val="Compact"/>
+            </w:pPr>
+            <w:r>
+              <w:rPr>
+                <w:rStyle w:val="VerbatimChar"/>
+              </w:rPr>
+              <w:t xml:space="preserve">POST /api/v1/trust-receipts</w:t>
+            </w:r>
+          </w:p>
+        </w:tc>
+        <w:tc>
+          <w:tcPr/>
+          <w:p>
+            <w:pPr>
+              <w:pStyle w:val="Compact"/>
+            </w:pPr>
+            <w:r>
+              <w:t xml:space="preserve">Create receipt (precheck + policy eval + audit emit)</w:t>
+            </w:r>
+          </w:p>
+        </w:tc>
+      </w:tr>
+      <w:tr>
+        <w:tc>
+          <w:tcPr/>
+          <w:p>
+            <w:pPr>
+              <w:pStyle w:val="Compact"/>
+            </w:pPr>
+            <w:r>
+              <w:rPr>
+                <w:rStyle w:val="VerbatimChar"/>
+              </w:rPr>
+              <w:t xml:space="preserve">GET /api/v1/trust-receipts/{id}</w:t>
+            </w:r>
+          </w:p>
+        </w:tc>
+        <w:tc>
+          <w:tcPr/>
+          <w:p>
+            <w:pPr>
+              <w:pStyle w:val="Compact"/>
+            </w:pPr>
+            <w:r>
+              <w:t xml:space="preserve">Read receipt state (replays event log)</w:t>
+            </w:r>
+          </w:p>
+        </w:tc>
+      </w:tr>
+      <w:tr>
+        <w:tc>
+          <w:tcPr/>
+          <w:p>
+            <w:pPr>
+              <w:pStyle w:val="Compact"/>
+            </w:pPr>
+            <w:r>
+              <w:rPr>
+                <w:rStyle w:val="VerbatimChar"/>
+              </w:rPr>
+              <w:t xml:space="preserve">POST /api/v1/trust-receipts/{id}/consume</w:t>
+            </w:r>
+          </w:p>
+        </w:tc>
+        <w:tc>
+          <w:tcPr/>
+          <w:p>
+            <w:pPr>
+              <w:pStyle w:val="Compact"/>
+            </w:pPr>
+            <w:r>
+              <w:t xml:space="preserve">One-time consume bound to action_hash</w:t>
+            </w:r>
+          </w:p>
+        </w:tc>
+      </w:tr>
+      <w:tr>
+        <w:tc>
+          <w:tcPr/>
+          <w:p>
+            <w:pPr>
+              <w:pStyle w:val="Compact"/>
+            </w:pPr>
+            <w:r>
+              <w:rPr>
+                <w:rStyle w:val="VerbatimChar"/>
+              </w:rPr>
+              <w:t xml:space="preserve">GET /api/v1/trust-receipts/{id}/evidence</w:t>
+            </w:r>
+          </w:p>
+        </w:tc>
+        <w:tc>
+          <w:tcPr/>
+          <w:p>
+            <w:pPr>
+              <w:pStyle w:val="Compact"/>
+            </w:pPr>
+            <w:r>
+              <w:t xml:space="preserve">Full evidence packet (timeline, signoff trail, consume record)</w:t>
+            </w:r>
+          </w:p>
+        </w:tc>
+      </w:tr>
+      <w:tr>
+        <w:tc>
+          <w:tcPr/>
+          <w:p>
+            <w:pPr>
+              <w:pStyle w:val="Compact"/>
+            </w:pPr>
+            <w:r>
+              <w:rPr>
+                <w:rStyle w:val="VerbatimChar"/>
+              </w:rPr>
+              <w:t xml:space="preserve">POST /api/v1/signoffs/request</w:t>
+            </w:r>
+          </w:p>
+        </w:tc>
+        <w:tc>
+          <w:tcPr/>
+          <w:p>
+            <w:pPr>
+              <w:pStyle w:val="Compact"/>
+            </w:pPr>
+            <w:r>
+              <w:t xml:space="preserve">Open a signoff request against a pending receipt</w:t>
+            </w:r>
+          </w:p>
+        </w:tc>
+      </w:tr>
+      <w:tr>
+        <w:tc>
+          <w:tcPr/>
+          <w:p>
+            <w:pPr>
+              <w:pStyle w:val="Compact"/>
+            </w:pPr>
+            <w:r>
+              <w:rPr>
+                <w:rStyle w:val="VerbatimChar"/>
+              </w:rPr>
+              <w:t xml:space="preserve">POST /api/v1/signoffs/{id}/approve</w:t>
+            </w:r>
+          </w:p>
+        </w:tc>
+        <w:tc>
+          <w:tcPr/>
+          <w:p>
+            <w:pPr>
+              <w:pStyle w:val="Compact"/>
+            </w:pPr>
+            <w:r>
+              <w:t xml:space="preserve">Approver acts (self-approval forbidden, action_hash bound)</w:t>
+            </w:r>
+          </w:p>
+        </w:tc>
+      </w:tr>
+      <w:tr>
+        <w:tc>
+          <w:tcPr/>
+          <w:p>
+            <w:pPr>
+              <w:pStyle w:val="Compact"/>
+            </w:pPr>
+            <w:r>
+              <w:rPr>
+                <w:rStyle w:val="VerbatimChar"/>
+              </w:rPr>
+              <w:t xml:space="preserve">POST /api/v1/signoffs/{id}/reject</w:t>
+            </w:r>
+          </w:p>
+        </w:tc>
+        <w:tc>
+          <w:tcPr/>
+          <w:p>
+            <w:pPr>
+              <w:pStyle w:val="Compact"/>
+            </w:pPr>
+            <w:r>
+              <w:t xml:space="preserve">Approver rejects</w:t>
+            </w:r>
+          </w:p>
+        </w:tc>
+      </w:tr>
+    </w:tbl>
+    <w:p>
+      <w:pPr>
+        <w:pStyle w:val="BodyText"/>
+      </w:pPr>
+      <w:r>
+        <w:t xml:space="preserve">Three enforcement modes (per-organization, per-action-type):</w:t>
+      </w:r>
+      <w:r>
+        <w:t xml:space="preserve"> </w:t>
+      </w:r>
+      <w:r>
+        <w:rPr>
+          <w:b/>
+          <w:bCs/>
+        </w:rPr>
+        <w:t xml:space="preserve">observe</w:t>
+      </w:r>
+      <w:r>
+        <w:t xml:space="preserve"> </w:t>
+      </w:r>
+      <w:r>
+        <w:t xml:space="preserve">(log</w:t>
+      </w:r>
+      <w:r>
+        <w:t xml:space="preserve"> </w:t>
+      </w:r>
+      <w:r>
+        <w:t xml:space="preserve">only, never block — the audit-only rollout posture),</w:t>
+      </w:r>
+      <w:r>
+        <w:t xml:space="preserve"> </w:t>
+      </w:r>
+      <w:r>
+        <w:rPr>
+          <w:b/>
+          <w:bCs/>
+        </w:rPr>
+        <w:t xml:space="preserve">warn</w:t>
+      </w:r>
+      <w:r>
+        <w:t xml:space="preserve"> </w:t>
+      </w:r>
+      <w:r>
+        <w:t xml:space="preserve">(return decision,</w:t>
+      </w:r>
+      <w:r>
+        <w:t xml:space="preserve"> </w:t>
+      </w:r>
+      <w:r>
+        <w:t xml:space="preserve">let caller decide),</w:t>
+      </w:r>
+      <w:r>
+        <w:t xml:space="preserve"> </w:t>
+      </w:r>
+      <w:r>
+        <w:rPr>
+          <w:b/>
+          <w:bCs/>
+        </w:rPr>
+        <w:t xml:space="preserve">enforce</w:t>
+      </w:r>
+      <w:r>
+        <w:t xml:space="preserve"> </w:t>
+      </w:r>
+      <w:r>
+        <w:t xml:space="preserve">(fail closed). Pilots typically start in observe</w:t>
+      </w:r>
+      <w:r>
+        <w:t xml:space="preserve"> </w:t>
+      </w:r>
+      <w:r>
+        <w:t xml:space="preserve">for 2–4 weeks to generate the</w:t>
+      </w:r>
+      <w:r>
+        <w:t xml:space="preserve"> </w:t>
+      </w:r>
+      <w:r>
+        <w:t xml:space="preserve">“what would have been blocked”</w:t>
+      </w:r>
+      <w:r>
+        <w:t xml:space="preserve"> </w:t>
+      </w:r>
+      <w:r>
+        <w:t xml:space="preserve">report, then</w:t>
+      </w:r>
+      <w:r>
+        <w:t xml:space="preserve"> </w:t>
+      </w:r>
+      <w:r>
+        <w:t xml:space="preserve">flip to enforce once the agency or institution is comfortable with the</w:t>
+      </w:r>
+      <w:r>
+        <w:t xml:space="preserve"> </w:t>
+      </w:r>
+      <w:r>
+        <w:t xml:space="preserve">delta.</w:t>
+      </w:r>
+    </w:p>
+    <w:p>
+      <w:r>
+        <w:pict>
+          <v:rect style="width:0;height:1.5pt" o:hralign="center" o:hrstd="t" o:hr="t"/>
+        </w:pict>
+      </w:r>
+    </w:p>
+    <w:bookmarkEnd w:id="16"/>
+    <w:bookmarkStart w:id="17" w:name="current-state-production-ready"/>
     <w:p>
       <w:pPr>
         <w:pStyle w:val="Heading2"/>
@@ -1184,8 +1633,8 @@
         </w:pict>
       </w:r>
     </w:p>
-    <w:bookmarkEnd w:id="14"/>
-    <w:bookmarkStart w:id="16" w:name="funding-request"/>
+    <w:bookmarkEnd w:id="17"/>
+    <w:bookmarkStart w:id="19" w:name="funding-request"/>
     <w:p>
       <w:pPr>
         <w:pStyle w:val="Heading2"/>
@@ -1212,7 +1661,7 @@
         <w:t xml:space="preserve">$150,000 over 12 months</w:t>
       </w:r>
     </w:p>
-    <w:bookmarkStart w:id="15" w:name="budget-breakdown"/>
+    <w:bookmarkStart w:id="18" w:name="budget-breakdown"/>
     <w:p>
       <w:pPr>
         <w:pStyle w:val="Heading3"/>
@@ -1605,9 +2054,9 @@
         </w:pict>
       </w:r>
     </w:p>
-    <w:bookmarkEnd w:id="15"/>
-    <w:bookmarkEnd w:id="16"/>
-    <w:bookmarkStart w:id="19" w:name="impact-outcomes"/>
+    <w:bookmarkEnd w:id="18"/>
+    <w:bookmarkEnd w:id="19"/>
+    <w:bookmarkStart w:id="22" w:name="impact-outcomes"/>
     <w:p>
       <w:pPr>
         <w:pStyle w:val="Heading2"/>
@@ -1616,7 +2065,7 @@
         <w:t xml:space="preserve">Impact &amp; Outcomes</w:t>
       </w:r>
     </w:p>
-    <w:bookmarkStart w:id="17" w:name="month-deliverables"/>
+    <w:bookmarkStart w:id="20" w:name="month-deliverables"/>
     <w:p>
       <w:pPr>
         <w:pStyle w:val="Heading3"/>
@@ -1939,120 +2388,14 @@
         </w:tc>
       </w:tr>
     </w:tbl>
-    <w:bookmarkEnd w:id="17"/>
-    <w:bookmarkStart w:id="18" w:name="long-term-impact"/>
+    <w:bookmarkEnd w:id="20"/>
+    <w:bookmarkStart w:id="21" w:name="long-term-impact"/>
     <w:p>
       <w:pPr>
         <w:pStyle w:val="Heading3"/>
       </w:pPr>
       <w:r>
         <w:t xml:space="preserve">Long-Term Impact</w:t>
-      </w:r>
-    </w:p>
-    <w:p>
-      <w:pPr>
-        <w:pStyle w:val="Compact"/>
-        <w:numPr>
-          <w:ilvl w:val="0"/>
-          <w:numId w:val="1002"/>
-        </w:numPr>
-      </w:pPr>
-      <w:r>
-        <w:rPr>
-          <w:b/>
-          <w:bCs/>
-        </w:rPr>
-        <w:t xml:space="preserve">Open standard adoption:</w:t>
-      </w:r>
-      <w:r>
-        <w:t xml:space="preserve"> </w:t>
-      </w:r>
-      <w:r>
-        <w:t xml:space="preserve">EP Core becomes the default trust interface for AI agent systems, similar to how TLS became the default for web security.</w:t>
-      </w:r>
-    </w:p>
-    <w:p>
-      <w:pPr>
-        <w:pStyle w:val="Compact"/>
-        <w:numPr>
-          <w:ilvl w:val="0"/>
-          <w:numId w:val="1002"/>
-        </w:numPr>
-      </w:pPr>
-      <w:r>
-        <w:rPr>
-          <w:b/>
-          <w:bCs/>
-        </w:rPr>
-        <w:t xml:space="preserve">Regulatory alignment:</w:t>
-      </w:r>
-      <w:r>
-        <w:t xml:space="preserve"> </w:t>
-      </w:r>
-      <w:r>
-        <w:t xml:space="preserve">Compliance mappings enable EP to serve as the implementation layer for NIST AI RMF, EU AI Act, and future regulations.</w:t>
-      </w:r>
-    </w:p>
-    <w:p>
-      <w:pPr>
-        <w:pStyle w:val="Compact"/>
-        <w:numPr>
-          <w:ilvl w:val="0"/>
-          <w:numId w:val="1002"/>
-        </w:numPr>
-      </w:pPr>
-      <w:r>
-        <w:rPr>
-          <w:b/>
-          <w:bCs/>
-        </w:rPr>
-        <w:t xml:space="preserve">Multi-stakeholder governance:</w:t>
-      </w:r>
-      <w:r>
-        <w:t xml:space="preserve"> </w:t>
-      </w:r>
-      <w:r>
-        <w:t xml:space="preserve">PIP process enables community-driven protocol evolution without destabilizing the frozen core.</w:t>
-      </w:r>
-    </w:p>
-    <w:p>
-      <w:pPr>
-        <w:pStyle w:val="Compact"/>
-        <w:numPr>
-          <w:ilvl w:val="0"/>
-          <w:numId w:val="1002"/>
-        </w:numPr>
-      </w:pPr>
-      <w:r>
-        <w:rPr>
-          <w:b/>
-          <w:bCs/>
-        </w:rPr>
-        <w:t xml:space="preserve">Economic ecosystem:</w:t>
-      </w:r>
-      <w:r>
-        <w:t xml:space="preserve"> </w:t>
-      </w:r>
-      <w:r>
-        <w:t xml:space="preserve">EP Cloud (commercial managed offering) sustains protocol development while the core protocol remains free and open.</w:t>
-      </w:r>
-    </w:p>
-    <w:p>
-      <w:r>
-        <w:pict>
-          <v:rect style="width:0;height:1.5pt" o:hralign="center" o:hrstd="t" o:hr="t"/>
-        </w:pict>
-      </w:r>
-    </w:p>
-    <w:bookmarkEnd w:id="18"/>
-    <w:bookmarkEnd w:id="19"/>
-    <w:bookmarkStart w:id="20" w:name="why-aws"/>
-    <w:p>
-      <w:pPr>
-        <w:pStyle w:val="Heading2"/>
-      </w:pPr>
-      <w:r>
-        <w:t xml:space="preserve">Why AWS</w:t>
       </w:r>
     </w:p>
     <w:p>
@@ -2068,13 +2411,13 @@
           <w:b/>
           <w:bCs/>
         </w:rPr>
-        <w:t xml:space="preserve">Infrastructure scale:</w:t>
-      </w:r>
-      <w:r>
-        <w:t xml:space="preserve"> </w:t>
-      </w:r>
-      <w:r>
-        <w:t xml:space="preserve">EP federation requires globally distributed infrastructure for multi-operator testing. AWS provides the geographic distribution and reliability needed.</w:t>
+        <w:t xml:space="preserve">Open standard adoption:</w:t>
+      </w:r>
+      <w:r>
+        <w:t xml:space="preserve"> </w:t>
+      </w:r>
+      <w:r>
+        <w:t xml:space="preserve">EP Core becomes the default trust interface for AI agent systems, similar to how TLS became the default for web security.</w:t>
       </w:r>
     </w:p>
     <w:p>
@@ -2090,13 +2433,13 @@
           <w:b/>
           <w:bCs/>
         </w:rPr>
-        <w:t xml:space="preserve">AI ecosystem alignment:</w:t>
-      </w:r>
-      <w:r>
-        <w:t xml:space="preserve"> </w:t>
-      </w:r>
-      <w:r>
-        <w:t xml:space="preserve">AWS Bedrock, SageMaker, and the broader AWS AI/ML stack are prime integration targets for EP’s trust enforcement. Models running on AWS should have native trust primitives.</w:t>
+        <w:t xml:space="preserve">Regulatory alignment:</w:t>
+      </w:r>
+      <w:r>
+        <w:t xml:space="preserve"> </w:t>
+      </w:r>
+      <w:r>
+        <w:t xml:space="preserve">Compliance mappings enable EP to serve as the implementation layer for NIST AI RMF, EU AI Act, and future regulations.</w:t>
       </w:r>
     </w:p>
     <w:p>
@@ -2112,13 +2455,13 @@
           <w:b/>
           <w:bCs/>
         </w:rPr>
-        <w:t xml:space="preserve">Government cloud:</w:t>
-      </w:r>
-      <w:r>
-        <w:t xml:space="preserve"> </w:t>
-      </w:r>
-      <w:r>
-        <w:t xml:space="preserve">AWS GovCloud is the primary infrastructure for US federal AI deployments. EP’s government pilot work aligns directly with AWS’s government cloud strategy.</w:t>
+        <w:t xml:space="preserve">Multi-stakeholder governance:</w:t>
+      </w:r>
+      <w:r>
+        <w:t xml:space="preserve"> </w:t>
+      </w:r>
+      <w:r>
+        <w:t xml:space="preserve">PIP process enables community-driven protocol evolution without destabilizing the frozen core.</w:t>
       </w:r>
     </w:p>
     <w:p>
@@ -2134,13 +2477,13 @@
           <w:b/>
           <w:bCs/>
         </w:rPr>
-        <w:t xml:space="preserve">Open source commitment:</w:t>
-      </w:r>
-      <w:r>
-        <w:t xml:space="preserve"> </w:t>
-      </w:r>
-      <w:r>
-        <w:t xml:space="preserve">AWS’s track record with open-source projects (OpenSearch, Bottlerocket, Cedar) demonstrates alignment with EP’s Apache 2.0 licensing and community governance model.</w:t>
+        <w:t xml:space="preserve">Economic ecosystem:</w:t>
+      </w:r>
+      <w:r>
+        <w:t xml:space="preserve"> </w:t>
+      </w:r>
+      <w:r>
+        <w:t xml:space="preserve">EP Cloud (commercial managed offering) sustains protocol development while the core protocol remains free and open.</w:t>
       </w:r>
     </w:p>
     <w:p>
@@ -2150,67 +2493,15 @@
         </w:pict>
       </w:r>
     </w:p>
-    <w:bookmarkEnd w:id="20"/>
-    <w:bookmarkStart w:id="21" w:name="team"/>
+    <w:bookmarkEnd w:id="21"/>
+    <w:bookmarkEnd w:id="22"/>
+    <w:bookmarkStart w:id="23" w:name="why-aws"/>
     <w:p>
       <w:pPr>
         <w:pStyle w:val="Heading2"/>
       </w:pPr>
       <w:r>
-        <w:t xml:space="preserve">Team</w:t>
-      </w:r>
-    </w:p>
-    <w:p>
-      <w:pPr>
-        <w:pStyle w:val="FirstParagraph"/>
-      </w:pPr>
-      <w:r>
-        <w:rPr>
-          <w:b/>
-          <w:bCs/>
-        </w:rPr>
-        <w:t xml:space="preserve">Iman Schrock</w:t>
-      </w:r>
-      <w:r>
-        <w:t xml:space="preserve"> </w:t>
-      </w:r>
-      <w:r>
-        <w:t xml:space="preserve">— Protocol Author &amp; CEO</w:t>
-      </w:r>
-      <w:r>
-        <w:t xml:space="preserve"> </w:t>
-      </w:r>
-      <w:r>
-        <w:t xml:space="preserve">- Designed and implemented the full EP protocol stack</w:t>
-      </w:r>
-      <w:r>
-        <w:t xml:space="preserve"> </w:t>
-      </w:r>
-      <w:r>
-        <w:t xml:space="preserve">- Background in trust systems, cryptographic protocols, and regulated-industry software</w:t>
-      </w:r>
-      <w:r>
-        <w:t xml:space="preserve"> </w:t>
-      </w:r>
-      <w:r>
-        <w:t xml:space="preserve">- Active engagement with NIST AI safety working groups and AAIF</w:t>
-      </w:r>
-    </w:p>
-    <w:p>
-      <w:r>
-        <w:pict>
-          <v:rect style="width:0;height:1.5pt" o:hralign="center" o:hrstd="t" o:hr="t"/>
-        </w:pict>
-      </w:r>
-    </w:p>
-    <w:bookmarkEnd w:id="21"/>
-    <w:bookmarkStart w:id="22" w:name="open-source-commitment"/>
-    <w:p>
-      <w:pPr>
-        <w:pStyle w:val="Heading2"/>
-      </w:pPr>
-      <w:r>
-        <w:t xml:space="preserve">Open Source Commitment</w:t>
+        <w:t xml:space="preserve">Why AWS</w:t>
       </w:r>
     </w:p>
     <w:p>
@@ -2226,13 +2517,13 @@
           <w:b/>
           <w:bCs/>
         </w:rPr>
-        <w:t xml:space="preserve">License:</w:t>
-      </w:r>
-      <w:r>
-        <w:t xml:space="preserve"> </w:t>
-      </w:r>
-      <w:r>
-        <w:t xml:space="preserve">Apache 2.0 (irrevocable)</w:t>
+        <w:t xml:space="preserve">Infrastructure scale:</w:t>
+      </w:r>
+      <w:r>
+        <w:t xml:space="preserve"> </w:t>
+      </w:r>
+      <w:r>
+        <w:t xml:space="preserve">EP federation requires globally distributed infrastructure for multi-operator testing. AWS provides the geographic distribution and reliability needed.</w:t>
       </w:r>
     </w:p>
     <w:p>
@@ -2248,13 +2539,13 @@
           <w:b/>
           <w:bCs/>
         </w:rPr>
-        <w:t xml:space="preserve">All deliverables:</w:t>
-      </w:r>
-      <w:r>
-        <w:t xml:space="preserve"> </w:t>
-      </w:r>
-      <w:r>
-        <w:t xml:space="preserve">Published on GitHub under the same license</w:t>
+        <w:t xml:space="preserve">AI ecosystem alignment:</w:t>
+      </w:r>
+      <w:r>
+        <w:t xml:space="preserve"> </w:t>
+      </w:r>
+      <w:r>
+        <w:t xml:space="preserve">AWS Bedrock, SageMaker, and the broader AWS AI/ML stack are prime integration targets for EP’s trust enforcement. Models running on AWS should have native trust primitives.</w:t>
       </w:r>
     </w:p>
     <w:p>
@@ -2270,13 +2561,13 @@
           <w:b/>
           <w:bCs/>
         </w:rPr>
-        <w:t xml:space="preserve">DCO enforcement:</w:t>
-      </w:r>
-      <w:r>
-        <w:t xml:space="preserve"> </w:t>
-      </w:r>
-      <w:r>
-        <w:t xml:space="preserve">On every contribution</w:t>
+        <w:t xml:space="preserve">Government cloud:</w:t>
+      </w:r>
+      <w:r>
+        <w:t xml:space="preserve"> </w:t>
+      </w:r>
+      <w:r>
+        <w:t xml:space="preserve">AWS GovCloud is the primary infrastructure for US federal AI deployments. EP’s government pilot work aligns directly with AWS’s government cloud strategy.</w:t>
       </w:r>
     </w:p>
     <w:p>
@@ -2292,35 +2583,13 @@
           <w:b/>
           <w:bCs/>
         </w:rPr>
-        <w:t xml:space="preserve">SBOM + provenance:</w:t>
-      </w:r>
-      <w:r>
-        <w:t xml:space="preserve"> </w:t>
-      </w:r>
-      <w:r>
-        <w:t xml:space="preserve">Attestation on every release</w:t>
-      </w:r>
-    </w:p>
-    <w:p>
-      <w:pPr>
-        <w:pStyle w:val="Compact"/>
-        <w:numPr>
-          <w:ilvl w:val="0"/>
-          <w:numId w:val="1004"/>
-        </w:numPr>
-      </w:pPr>
-      <w:r>
-        <w:rPr>
-          <w:b/>
-          <w:bCs/>
-        </w:rPr>
-        <w:t xml:space="preserve">No open-core bait-and-switch:</w:t>
-      </w:r>
-      <w:r>
-        <w:t xml:space="preserve"> </w:t>
-      </w:r>
-      <w:r>
-        <w:t xml:space="preserve">The protocol is fully open. EP Cloud is the managed offering, not a gated feature set.</w:t>
+        <w:t xml:space="preserve">Open source commitment:</w:t>
+      </w:r>
+      <w:r>
+        <w:t xml:space="preserve"> </w:t>
+      </w:r>
+      <w:r>
+        <w:t xml:space="preserve">AWS’s track record with open-source projects (OpenSearch, Bottlerocket, Cedar) demonstrates alignment with EP’s Apache 2.0 licensing and community governance model.</w:t>
       </w:r>
     </w:p>
     <w:p>
@@ -2330,14 +2599,67 @@
         </w:pict>
       </w:r>
     </w:p>
-    <w:bookmarkEnd w:id="22"/>
-    <w:bookmarkStart w:id="23" w:name="references"/>
+    <w:bookmarkEnd w:id="23"/>
+    <w:bookmarkStart w:id="24" w:name="team"/>
     <w:p>
       <w:pPr>
         <w:pStyle w:val="Heading2"/>
       </w:pPr>
       <w:r>
-        <w:t xml:space="preserve">References</w:t>
+        <w:t xml:space="preserve">Team</w:t>
+      </w:r>
+    </w:p>
+    <w:p>
+      <w:pPr>
+        <w:pStyle w:val="FirstParagraph"/>
+      </w:pPr>
+      <w:r>
+        <w:rPr>
+          <w:b/>
+          <w:bCs/>
+        </w:rPr>
+        <w:t xml:space="preserve">Iman Schrock</w:t>
+      </w:r>
+      <w:r>
+        <w:t xml:space="preserve"> </w:t>
+      </w:r>
+      <w:r>
+        <w:t xml:space="preserve">— Protocol Author &amp; CEO</w:t>
+      </w:r>
+      <w:r>
+        <w:t xml:space="preserve"> </w:t>
+      </w:r>
+      <w:r>
+        <w:t xml:space="preserve">- Designed and implemented the full EP protocol stack</w:t>
+      </w:r>
+      <w:r>
+        <w:t xml:space="preserve"> </w:t>
+      </w:r>
+      <w:r>
+        <w:t xml:space="preserve">- Background in trust systems, cryptographic protocols, and regulated-industry software</w:t>
+      </w:r>
+      <w:r>
+        <w:t xml:space="preserve"> </w:t>
+      </w:r>
+      <w:r>
+        <w:t xml:space="preserve">- Active engagement with NIST AI safety working groups and AAIF</w:t>
+      </w:r>
+    </w:p>
+    <w:p>
+      <w:r>
+        <w:pict>
+          <v:rect style="width:0;height:1.5pt" o:hralign="center" o:hrstd="t" o:hr="t"/>
+        </w:pict>
+      </w:r>
+    </w:p>
+    <w:bookmarkEnd w:id="24"/>
+    <w:bookmarkStart w:id="25" w:name="open-source-commitment"/>
+    <w:p>
+      <w:pPr>
+        <w:pStyle w:val="Heading2"/>
+      </w:pPr>
+      <w:r>
+        <w:t xml:space="preserve">Open Source Commitment</w:t>
       </w:r>
     </w:p>
     <w:p>
@@ -2353,13 +2675,13 @@
           <w:b/>
           <w:bCs/>
         </w:rPr>
-        <w:t xml:space="preserve">GitHub:</w:t>
-      </w:r>
-      <w:r>
-        <w:t xml:space="preserve"> </w:t>
-      </w:r>
-      <w:r>
-        <w:t xml:space="preserve">github.com/emilia-protocol</w:t>
+        <w:t xml:space="preserve">License:</w:t>
+      </w:r>
+      <w:r>
+        <w:t xml:space="preserve"> </w:t>
+      </w:r>
+      <w:r>
+        <w:t xml:space="preserve">Apache 2.0 (irrevocable)</w:t>
       </w:r>
     </w:p>
     <w:p>
@@ -2375,13 +2697,13 @@
           <w:b/>
           <w:bCs/>
         </w:rPr>
-        <w:t xml:space="preserve">Protocol Standard:</w:t>
-      </w:r>
-      <w:r>
-        <w:t xml:space="preserve"> </w:t>
-      </w:r>
-      <w:r>
-        <w:t xml:space="preserve">PROTOCOL-STANDARD.md (17 sections)</w:t>
+        <w:t xml:space="preserve">All deliverables:</w:t>
+      </w:r>
+      <w:r>
+        <w:t xml:space="preserve"> </w:t>
+      </w:r>
+      <w:r>
+        <w:t xml:space="preserve">Published on GitHub under the same license</w:t>
       </w:r>
     </w:p>
     <w:p>
@@ -2397,13 +2719,13 @@
           <w:b/>
           <w:bCs/>
         </w:rPr>
-        <w:t xml:space="preserve">Formal Models:</w:t>
-      </w:r>
-      <w:r>
-        <w:t xml:space="preserve"> </w:t>
-      </w:r>
-      <w:r>
-        <w:t xml:space="preserve">formal/ep_handshake.tla, formal/ep_relations.als</w:t>
+        <w:t xml:space="preserve">DCO enforcement:</w:t>
+      </w:r>
+      <w:r>
+        <w:t xml:space="preserve"> </w:t>
+      </w:r>
+      <w:r>
+        <w:t xml:space="preserve">On every contribution</w:t>
       </w:r>
     </w:p>
     <w:p>
@@ -2419,13 +2741,13 @@
           <w:b/>
           <w:bCs/>
         </w:rPr>
-        <w:t xml:space="preserve">NIST Engagement:</w:t>
-      </w:r>
-      <w:r>
-        <w:t xml:space="preserve"> </w:t>
-      </w:r>
-      <w:r>
-        <w:t xml:space="preserve">docs/NIST-ENGAGEMENT-PLAN.md</w:t>
+        <w:t xml:space="preserve">SBOM + provenance:</w:t>
+      </w:r>
+      <w:r>
+        <w:t xml:space="preserve"> </w:t>
+      </w:r>
+      <w:r>
+        <w:t xml:space="preserve">Attestation on every release</w:t>
       </w:r>
     </w:p>
     <w:p>
@@ -2441,13 +2763,30 @@
           <w:b/>
           <w:bCs/>
         </w:rPr>
-        <w:t xml:space="preserve">AAIF Proposal:</w:t>
-      </w:r>
-      <w:r>
-        <w:t xml:space="preserve"> </w:t>
-      </w:r>
-      <w:r>
-        <w:t xml:space="preserve">docs/AAIF-PROPOSAL-v3.md</w:t>
+        <w:t xml:space="preserve">No open-core bait-and-switch:</w:t>
+      </w:r>
+      <w:r>
+        <w:t xml:space="preserve"> </w:t>
+      </w:r>
+      <w:r>
+        <w:t xml:space="preserve">The protocol is fully open. EP Cloud is the managed offering, not a gated feature set.</w:t>
+      </w:r>
+    </w:p>
+    <w:p>
+      <w:r>
+        <w:pict>
+          <v:rect style="width:0;height:1.5pt" o:hralign="center" o:hrstd="t" o:hr="t"/>
+        </w:pict>
+      </w:r>
+    </w:p>
+    <w:bookmarkEnd w:id="25"/>
+    <w:bookmarkStart w:id="26" w:name="references"/>
+    <w:p>
+      <w:pPr>
+        <w:pStyle w:val="Heading2"/>
+      </w:pPr>
+      <w:r>
+        <w:t xml:space="preserve">References</w:t>
       </w:r>
     </w:p>
     <w:p>
@@ -2455,7 +2794,7 @@
         <w:pStyle w:val="Compact"/>
         <w:numPr>
           <w:ilvl w:val="0"/>
-          <w:numId w:val="1005"/>
+          <w:numId w:val="1006"/>
         </w:numPr>
       </w:pPr>
       <w:r>
@@ -2463,13 +2802,13 @@
           <w:b/>
           <w:bCs/>
         </w:rPr>
-        <w:t xml:space="preserve">Compliance Mappings:</w:t>
-      </w:r>
-      <w:r>
-        <w:t xml:space="preserve"> </w:t>
-      </w:r>
-      <w:r>
-        <w:t xml:space="preserve">docs/compliance/NIST-AI-RMF-MAPPING.md, docs/compliance/EU-AI-ACT-MAPPING.md</w:t>
+        <w:t xml:space="preserve">GitHub:</w:t>
+      </w:r>
+      <w:r>
+        <w:t xml:space="preserve"> </w:t>
+      </w:r>
+      <w:r>
+        <w:t xml:space="preserve">github.com/emilia-protocol</w:t>
       </w:r>
     </w:p>
     <w:p>
@@ -2477,7 +2816,7 @@
         <w:pStyle w:val="Compact"/>
         <w:numPr>
           <w:ilvl w:val="0"/>
-          <w:numId w:val="1005"/>
+          <w:numId w:val="1006"/>
         </w:numPr>
       </w:pPr>
       <w:r>
@@ -2485,13 +2824,13 @@
           <w:b/>
           <w:bCs/>
         </w:rPr>
-        <w:t xml:space="preserve">Federation Spec:</w:t>
-      </w:r>
-      <w:r>
-        <w:t xml:space="preserve"> </w:t>
-      </w:r>
-      <w:r>
-        <w:t xml:space="preserve">docs/FEDERATION-SPEC.md</w:t>
+        <w:t xml:space="preserve">Protocol Standard:</w:t>
+      </w:r>
+      <w:r>
+        <w:t xml:space="preserve"> </w:t>
+      </w:r>
+      <w:r>
+        <w:t xml:space="preserve">PROTOCOL-STANDARD.md (Abstract + Core objects + Extensions)</w:t>
       </w:r>
     </w:p>
     <w:p>
@@ -2499,7 +2838,7 @@
         <w:pStyle w:val="Compact"/>
         <w:numPr>
           <w:ilvl w:val="0"/>
-          <w:numId w:val="1005"/>
+          <w:numId w:val="1006"/>
         </w:numPr>
       </w:pPr>
       <w:r>
@@ -2507,13 +2846,13 @@
           <w:b/>
           <w:bCs/>
         </w:rPr>
-        <w:t xml:space="preserve">LLM Schema:</w:t>
-      </w:r>
-      <w:r>
-        <w:t xml:space="preserve"> </w:t>
-      </w:r>
-      <w:r>
-        <w:t xml:space="preserve">docs/LLM-FUNCTION-CALLING-SCHEMA.md</w:t>
+        <w:t xml:space="preserve">Formal Models:</w:t>
+      </w:r>
+      <w:r>
+        <w:t xml:space="preserve"> </w:t>
+      </w:r>
+      <w:r>
+        <w:t xml:space="preserve">formal/ep_handshake.tla, formal/ep_relations.als</w:t>
       </w:r>
     </w:p>
     <w:p>
@@ -2521,7 +2860,117 @@
         <w:pStyle w:val="Compact"/>
         <w:numPr>
           <w:ilvl w:val="0"/>
-          <w:numId w:val="1005"/>
+          <w:numId w:val="1006"/>
+        </w:numPr>
+      </w:pPr>
+      <w:r>
+        <w:rPr>
+          <w:b/>
+          <w:bCs/>
+        </w:rPr>
+        <w:t xml:space="preserve">NIST Engagement:</w:t>
+      </w:r>
+      <w:r>
+        <w:t xml:space="preserve"> </w:t>
+      </w:r>
+      <w:r>
+        <w:t xml:space="preserve">docs/NIST-ENGAGEMENT-PLAN.md</w:t>
+      </w:r>
+    </w:p>
+    <w:p>
+      <w:pPr>
+        <w:pStyle w:val="Compact"/>
+        <w:numPr>
+          <w:ilvl w:val="0"/>
+          <w:numId w:val="1006"/>
+        </w:numPr>
+      </w:pPr>
+      <w:r>
+        <w:rPr>
+          <w:b/>
+          <w:bCs/>
+        </w:rPr>
+        <w:t xml:space="preserve">AAIF Proposal:</w:t>
+      </w:r>
+      <w:r>
+        <w:t xml:space="preserve"> </w:t>
+      </w:r>
+      <w:r>
+        <w:t xml:space="preserve">docs/AAIF-PROPOSAL-v3.md</w:t>
+      </w:r>
+    </w:p>
+    <w:p>
+      <w:pPr>
+        <w:pStyle w:val="Compact"/>
+        <w:numPr>
+          <w:ilvl w:val="0"/>
+          <w:numId w:val="1006"/>
+        </w:numPr>
+      </w:pPr>
+      <w:r>
+        <w:rPr>
+          <w:b/>
+          <w:bCs/>
+        </w:rPr>
+        <w:t xml:space="preserve">Compliance Mappings:</w:t>
+      </w:r>
+      <w:r>
+        <w:t xml:space="preserve"> </w:t>
+      </w:r>
+      <w:r>
+        <w:t xml:space="preserve">docs/compliance/NIST-AI-RMF-MAPPING.md, docs/compliance/EU-AI-ACT-MAPPING.md</w:t>
+      </w:r>
+    </w:p>
+    <w:p>
+      <w:pPr>
+        <w:pStyle w:val="Compact"/>
+        <w:numPr>
+          <w:ilvl w:val="0"/>
+          <w:numId w:val="1006"/>
+        </w:numPr>
+      </w:pPr>
+      <w:r>
+        <w:rPr>
+          <w:b/>
+          <w:bCs/>
+        </w:rPr>
+        <w:t xml:space="preserve">Federation Spec:</w:t>
+      </w:r>
+      <w:r>
+        <w:t xml:space="preserve"> </w:t>
+      </w:r>
+      <w:r>
+        <w:t xml:space="preserve">docs/FEDERATION-SPEC.md</w:t>
+      </w:r>
+    </w:p>
+    <w:p>
+      <w:pPr>
+        <w:pStyle w:val="Compact"/>
+        <w:numPr>
+          <w:ilvl w:val="0"/>
+          <w:numId w:val="1006"/>
+        </w:numPr>
+      </w:pPr>
+      <w:r>
+        <w:rPr>
+          <w:b/>
+          <w:bCs/>
+        </w:rPr>
+        <w:t xml:space="preserve">LLM Schema:</w:t>
+      </w:r>
+      <w:r>
+        <w:t xml:space="preserve"> </w:t>
+      </w:r>
+      <w:r>
+        <w:t xml:space="preserve">docs/LLM-FUNCTION-CALLING-SCHEMA.md</w:t>
+      </w:r>
+    </w:p>
+    <w:p>
+      <w:pPr>
+        <w:pStyle w:val="Compact"/>
+        <w:numPr>
+          <w:ilvl w:val="0"/>
+          <w:numId w:val="1006"/>
         </w:numPr>
       </w:pPr>
       <w:r>
@@ -2545,8 +2994,8 @@
         </w:pict>
       </w:r>
     </w:p>
-    <w:bookmarkEnd w:id="23"/>
-    <w:bookmarkStart w:id="24" w:name="contact"/>
+    <w:bookmarkEnd w:id="26"/>
+    <w:bookmarkStart w:id="27" w:name="contact"/>
     <w:p>
       <w:pPr>
         <w:pStyle w:val="Heading2"/>
@@ -2575,8 +3024,8 @@
         <w:t xml:space="preserve">github.com/emilia-protocol</w:t>
       </w:r>
     </w:p>
-    <w:bookmarkEnd w:id="24"/>
-    <w:bookmarkEnd w:id="25"/>
+    <w:bookmarkEnd w:id="27"/>
+    <w:bookmarkEnd w:id="28"/>
     <w:sectPr>
       <w:footnotePr>
         <w:numRestart w:val="eachSect"/>
@@ -2909,34 +3358,7 @@
     </w:lvlOverride>
   </w:num>
   <w:num w:numId="1002">
-    <w:abstractNumId w:val="99411"/>
-    <w:lvlOverride w:ilvl="0">
-      <w:startOverride w:val="1"/>
-    </w:lvlOverride>
-    <w:lvlOverride w:ilvl="1">
-      <w:startOverride w:val="1"/>
-    </w:lvlOverride>
-    <w:lvlOverride w:ilvl="2">
-      <w:startOverride w:val="1"/>
-    </w:lvlOverride>
-    <w:lvlOverride w:ilvl="3">
-      <w:startOverride w:val="1"/>
-    </w:lvlOverride>
-    <w:lvlOverride w:ilvl="4">
-      <w:startOverride w:val="1"/>
-    </w:lvlOverride>
-    <w:lvlOverride w:ilvl="5">
-      <w:startOverride w:val="1"/>
-    </w:lvlOverride>
-    <w:lvlOverride w:ilvl="6">
-      <w:startOverride w:val="1"/>
-    </w:lvlOverride>
-    <w:lvlOverride w:ilvl="7">
-      <w:startOverride w:val="1"/>
-    </w:lvlOverride>
-    <w:lvlOverride w:ilvl="8">
-      <w:startOverride w:val="1"/>
-    </w:lvlOverride>
+    <w:abstractNumId w:val="991"/>
   </w:num>
   <w:num w:numId="1003">
     <w:abstractNumId w:val="99411"/>
@@ -2969,9 +3391,39 @@
     </w:lvlOverride>
   </w:num>
   <w:num w:numId="1004">
+    <w:abstractNumId w:val="99411"/>
+    <w:lvlOverride w:ilvl="0">
+      <w:startOverride w:val="1"/>
+    </w:lvlOverride>
+    <w:lvlOverride w:ilvl="1">
+      <w:startOverride w:val="1"/>
+    </w:lvlOverride>
+    <w:lvlOverride w:ilvl="2">
+      <w:startOverride w:val="1"/>
+    </w:lvlOverride>
+    <w:lvlOverride w:ilvl="3">
+      <w:startOverride w:val="1"/>
+    </w:lvlOverride>
+    <w:lvlOverride w:ilvl="4">
+      <w:startOverride w:val="1"/>
+    </w:lvlOverride>
+    <w:lvlOverride w:ilvl="5">
+      <w:startOverride w:val="1"/>
+    </w:lvlOverride>
+    <w:lvlOverride w:ilvl="6">
+      <w:startOverride w:val="1"/>
+    </w:lvlOverride>
+    <w:lvlOverride w:ilvl="7">
+      <w:startOverride w:val="1"/>
+    </w:lvlOverride>
+    <w:lvlOverride w:ilvl="8">
+      <w:startOverride w:val="1"/>
+    </w:lvlOverride>
+  </w:num>
+  <w:num w:numId="1005">
     <w:abstractNumId w:val="991"/>
   </w:num>
-  <w:num w:numId="1005">
+  <w:num w:numId="1006">
     <w:abstractNumId w:val="991"/>
   </w:num>
 </w:numbering>

--- a/docs/AWS-Grant-Application-EP.docx
+++ b/docs/AWS-Grant-Application-EP.docx
@@ -2,7 +2,7 @@
 <file path=word/document.xml><?xml version="1.0" encoding="utf-8"?>
 <w:document xmlns:w="http://schemas.openxmlformats.org/wordprocessingml/2006/main" xmlns:m="http://schemas.openxmlformats.org/officeDocument/2006/math" xmlns:r="http://schemas.openxmlformats.org/officeDocument/2006/relationships" xmlns:o="urn:schemas-microsoft-com:office:office" xmlns:v="urn:schemas-microsoft-com:vml" xmlns:w10="urn:schemas-microsoft-com:office:word" xmlns:a="http://schemas.openxmlformats.org/drawingml/2006/main" xmlns:pic="http://schemas.openxmlformats.org/drawingml/2006/picture" xmlns:wp="http://schemas.openxmlformats.org/drawingml/2006/wordprocessingDrawing">
   <w:body>
-    <w:bookmarkStart w:id="28" w:name="X3e5fa3e6e2c1e081d3734e129388d583255f014"/>
+    <w:bookmarkStart w:id="29" w:name="X3e5fa3e6e2c1e081d3734e129388d583255f014"/>
     <w:p>
       <w:pPr>
         <w:pStyle w:val="Heading1"/>
@@ -1634,7 +1634,7 @@
       </w:r>
     </w:p>
     <w:bookmarkEnd w:id="17"/>
-    <w:bookmarkStart w:id="19" w:name="funding-request"/>
+    <w:bookmarkStart w:id="20" w:name="funding-request"/>
     <w:p>
       <w:pPr>
         <w:pStyle w:val="Heading2"/>
@@ -1661,7 +1661,7 @@
         <w:t xml:space="preserve">$150,000 over 12 months</w:t>
       </w:r>
     </w:p>
-    <w:bookmarkStart w:id="18" w:name="budget-breakdown"/>
+    <w:bookmarkStart w:id="19" w:name="budget-breakdown"/>
     <w:p>
       <w:pPr>
         <w:pStyle w:val="Heading3"/>
@@ -1773,13 +1773,24 @@
                 <w:b/>
                 <w:bCs/>
               </w:rPr>
-              <w:t xml:space="preserve">shipped</w:t>
+              <w:t xml:space="preserve">shipped and published</w:t>
             </w:r>
             <w:r>
               <w:t xml:space="preserve"> </w:t>
             </w:r>
             <w:r>
-              <w:t xml:space="preserve">— funding covers Python/Go/Rust ports + npm publication + auditing.</w:t>
+              <w:t xml:space="preserve">(</w:t>
+            </w:r>
+            <w:hyperlink r:id="rId18">
+              <w:r>
+                <w:rPr>
+                  <w:rStyle w:val="Hyperlink"/>
+                </w:rPr>
+                <w:t xml:space="preserve">npmjs.com</w:t>
+              </w:r>
+            </w:hyperlink>
+            <w:r>
+              <w:t xml:space="preserve">) — funding covers Python/Go/Rust ports + third-party audit of the crypto implementation.</w:t>
             </w:r>
           </w:p>
         </w:tc>
@@ -2054,9 +2065,9 @@
         </w:pict>
       </w:r>
     </w:p>
-    <w:bookmarkEnd w:id="18"/>
     <w:bookmarkEnd w:id="19"/>
-    <w:bookmarkStart w:id="22" w:name="impact-outcomes"/>
+    <w:bookmarkEnd w:id="20"/>
+    <w:bookmarkStart w:id="23" w:name="impact-outcomes"/>
     <w:p>
       <w:pPr>
         <w:pStyle w:val="Heading2"/>
@@ -2065,7 +2076,7 @@
         <w:t xml:space="preserve">Impact &amp; Outcomes</w:t>
       </w:r>
     </w:p>
-    <w:bookmarkStart w:id="20" w:name="month-deliverables"/>
+    <w:bookmarkStart w:id="21" w:name="month-deliverables"/>
     <w:p>
       <w:pPr>
         <w:pStyle w:val="Heading3"/>
@@ -2154,16 +2165,16 @@
               <w:pStyle w:val="Compact"/>
             </w:pPr>
             <w:r>
-              <w:t xml:space="preserve">JS library shipped (</w:t>
+              <w:t xml:space="preserve">JS library published on npm (</w:t>
             </w:r>
             <w:r>
               <w:rPr>
                 <w:rStyle w:val="VerbatimChar"/>
               </w:rPr>
-              <w:t xml:space="preserve">packages/verify/</w:t>
-            </w:r>
-            <w:r>
-              <w:t xml:space="preserve">). Python/Go/Rust ports + npm publish + third-party audit of crypto implementation</w:t>
+              <w:t xml:space="preserve">@emilia-protocol/verify@1.0.0</w:t>
+            </w:r>
+            <w:r>
+              <w:t xml:space="preserve">). Python/Go/Rust ports + third-party audit of the crypto implementation.</w:t>
             </w:r>
           </w:p>
         </w:tc>
@@ -2388,8 +2399,8 @@
         </w:tc>
       </w:tr>
     </w:tbl>
-    <w:bookmarkEnd w:id="20"/>
-    <w:bookmarkStart w:id="21" w:name="long-term-impact"/>
+    <w:bookmarkEnd w:id="21"/>
+    <w:bookmarkStart w:id="22" w:name="long-term-impact"/>
     <w:p>
       <w:pPr>
         <w:pStyle w:val="Heading3"/>
@@ -2493,9 +2504,9 @@
         </w:pict>
       </w:r>
     </w:p>
-    <w:bookmarkEnd w:id="21"/>
     <w:bookmarkEnd w:id="22"/>
-    <w:bookmarkStart w:id="23" w:name="why-aws"/>
+    <w:bookmarkEnd w:id="23"/>
+    <w:bookmarkStart w:id="24" w:name="why-aws"/>
     <w:p>
       <w:pPr>
         <w:pStyle w:val="Heading2"/>
@@ -2599,8 +2610,8 @@
         </w:pict>
       </w:r>
     </w:p>
-    <w:bookmarkEnd w:id="23"/>
-    <w:bookmarkStart w:id="24" w:name="team"/>
+    <w:bookmarkEnd w:id="24"/>
+    <w:bookmarkStart w:id="25" w:name="team"/>
     <w:p>
       <w:pPr>
         <w:pStyle w:val="Heading2"/>
@@ -2652,8 +2663,8 @@
         </w:pict>
       </w:r>
     </w:p>
-    <w:bookmarkEnd w:id="24"/>
-    <w:bookmarkStart w:id="25" w:name="open-source-commitment"/>
+    <w:bookmarkEnd w:id="25"/>
+    <w:bookmarkStart w:id="26" w:name="open-source-commitment"/>
     <w:p>
       <w:pPr>
         <w:pStyle w:val="Heading2"/>
@@ -2779,8 +2790,8 @@
         </w:pict>
       </w:r>
     </w:p>
-    <w:bookmarkEnd w:id="25"/>
-    <w:bookmarkStart w:id="26" w:name="references"/>
+    <w:bookmarkEnd w:id="26"/>
+    <w:bookmarkStart w:id="27" w:name="references"/>
     <w:p>
       <w:pPr>
         <w:pStyle w:val="Heading2"/>
@@ -2994,8 +3005,8 @@
         </w:pict>
       </w:r>
     </w:p>
-    <w:bookmarkEnd w:id="26"/>
-    <w:bookmarkStart w:id="27" w:name="contact"/>
+    <w:bookmarkEnd w:id="27"/>
+    <w:bookmarkStart w:id="28" w:name="contact"/>
     <w:p>
       <w:pPr>
         <w:pStyle w:val="Heading2"/>
@@ -3024,8 +3035,8 @@
         <w:t xml:space="preserve">github.com/emilia-protocol</w:t>
       </w:r>
     </w:p>
-    <w:bookmarkEnd w:id="27"/>
     <w:bookmarkEnd w:id="28"/>
+    <w:bookmarkEnd w:id="29"/>
     <w:sectPr>
       <w:footnotePr>
         <w:numRestart w:val="eachSect"/>

--- a/docs/AWS-Grant-Application-EP.docx
+++ b/docs/AWS-Grant-Application-EP.docx
@@ -2171,10 +2171,22 @@
               <w:rPr>
                 <w:rStyle w:val="VerbatimChar"/>
               </w:rPr>
-              <w:t xml:space="preserve">@emilia-protocol/verify@1.0.0</w:t>
-            </w:r>
-            <w:r>
-              <w:t xml:space="preserve">). Python/Go/Rust ports + third-party audit of the crypto implementation.</w:t>
+              <w:t xml:space="preserve">@emilia-protocol/verify@1.0.1</w:t>
+            </w:r>
+            <w:r>
+              <w:t xml:space="preserve">, current</w:t>
+            </w:r>
+            <w:r>
+              <w:t xml:space="preserve"> </w:t>
+            </w:r>
+            <w:r>
+              <w:rPr>
+                <w:rStyle w:val="VerbatimChar"/>
+              </w:rPr>
+              <w:t xml:space="preserve">latest</w:t>
+            </w:r>
+            <w:r>
+              <w:t xml:space="preserve">; 1.0.0 deprecated for shallow-canonicalization regression). Python/Go/Rust ports + third-party audit of the crypto implementation.</w:t>
             </w:r>
           </w:p>
         </w:tc>
